--- a/docx_chapters/26_Trail_15__Obed_Point.docx
+++ b/docx_chapters/26_Trail_15__Obed_Point.docx
@@ -308,7 +308,7 @@
               <w:pStyle w:val="Compact"/>
             </w:pPr>
             <w:r>
-              <w:t xml:space="preserve">Strollers and Wheelchairs</w:t>
+              <w:t xml:space="preserve">Accessibility</w:t>
             </w:r>
           </w:p>
         </w:tc>

--- a/docx_chapters/26_Trail_15__Obed_Point.docx
+++ b/docx_chapters/26_Trail_15__Obed_Point.docx
@@ -2,7 +2,7 @@
 <file path=word/document.xml><?xml version="1.0" encoding="utf-8"?>
 <w:document xmlns:w="http://schemas.openxmlformats.org/wordprocessingml/2006/main" xmlns:m="http://schemas.openxmlformats.org/officeDocument/2006/math" xmlns:r="http://schemas.openxmlformats.org/officeDocument/2006/relationships" xmlns:o="urn:schemas-microsoft-com:office:office" xmlns:v="urn:schemas-microsoft-com:vml" xmlns:w10="urn:schemas-microsoft-com:office:word" xmlns:a="http://schemas.openxmlformats.org/drawingml/2006/main" xmlns:pic="http://schemas.openxmlformats.org/drawingml/2006/picture" xmlns:wp="http://schemas.openxmlformats.org/drawingml/2006/wordprocessingDrawing">
   <w:body>
-    <w:bookmarkStart w:id="29" w:name="trail-15-obed-point-trail"/>
+    <w:bookmarkStart w:id="26" w:name="trail-15-obed-point-trail"/>
     <w:p>
       <w:pPr>
         <w:pStyle w:val="Heading2"/>
@@ -360,7 +360,7 @@
       </w:r>
     </w:p>
     <w:bookmarkEnd w:id="22"/>
-    <w:bookmarkStart w:id="26" w:name="trail-description"/>
+    <w:bookmarkStart w:id="23" w:name="trail-description"/>
     <w:p>
       <w:pPr>
         <w:pStyle w:val="Heading3"/>
@@ -644,117 +644,8 @@
         </w:tc>
       </w:tr>
     </w:tbl>
-    <w:tbl>
-      <w:tblPr>
-        <w:tblStyle w:val="Table"/>
-        <w:tblInd w:w="164" w:type="dxa"/>
-        <w:tblBorders>
-          <w:left w:val="single" w:sz="24" w:space="0" w:color="0758E5"/>
-        </w:tblBorders>
-        <w:tblCellMar>
-          <w:left w:w="0" w:type="dxa"/>
-          <w:right w:w="0" w:type="dxa"/>
-        </w:tblCellMar>
-        <w:tblLook w:firstRow="0" w:lastRow="0" w:firstColumn="0" w:lastColumn="0" w:noHBand="0" w:noVBand="0" w:val="0000"/>
-      </w:tblPr>
-      <w:tblGrid>
-        <w:gridCol w:w="7920"/>
-      </w:tblGrid>
-      <w:tr>
-        <w:trPr>
-          <w:cantSplit/>
-        </w:trPr>
-        <w:tc>
-          <w:tcPr>
-            <w:tcMar>
-              <w:left w:w="144" w:type="dxa"/>
-              <w:right w:w="144" w:type="dxa"/>
-            </w:tcMar>
-          </w:tcPr>
-          <w:p>
-            <w:pPr>
-              <w:pStyle w:val="BodyText"/>
-            </w:pPr>
-            <w:pPr>
-              <w:spacing w:before="0" w:after="8"/>
-              <w:jc w:val="center"/>
-            </w:pPr>
-            <w:r>
-              <w:drawing>
-                <wp:inline>
-                  <wp:extent cx="152400" cy="152400"/>
-                  <wp:effectExtent b="0" l="0" r="0" t="0"/>
-                  <wp:docPr descr="" title="" id="24" name="Picture"/>
-                  <a:graphic>
-                    <a:graphicData uri="http://schemas.openxmlformats.org/drawingml/2006/picture">
-                      <pic:pic>
-                        <pic:nvPicPr>
-                          <pic:cNvPr descr="/Applications/quarto/share/formats/docx/note.png" id="25" name="Picture"/>
-                          <pic:cNvPicPr>
-                            <a:picLocks noChangeArrowheads="1" noChangeAspect="1"/>
-                          </pic:cNvPicPr>
-                        </pic:nvPicPr>
-                        <pic:blipFill>
-                          <a:blip r:embed="rId23"/>
-                          <a:stretch>
-                            <a:fillRect/>
-                          </a:stretch>
-                        </pic:blipFill>
-                        <pic:spPr bwMode="auto">
-                          <a:xfrm>
-                            <a:off x="0" y="0"/>
-                            <a:ext cx="152400" cy="152400"/>
-                          </a:xfrm>
-                          <a:prstGeom prst="rect">
-                            <a:avLst/>
-                          </a:prstGeom>
-                          <a:noFill/>
-                          <a:ln w="9525">
-                            <a:noFill/>
-                            <a:headEnd/>
-                            <a:tailEnd/>
-                          </a:ln>
-                        </pic:spPr>
-                      </pic:pic>
-                    </a:graphicData>
-                  </a:graphic>
-                </wp:inline>
-              </w:drawing>
-            </w:r>
-          </w:p>
-        </w:tc>
-        <w:tc>
-          <w:p>
-            <w:pPr>
-              <w:pStyle w:val="BodyText"/>
-            </w:pPr>
-            <w:pPr>
-              <w:spacing w:before="16" w:after="64"/>
-            </w:pPr>
-            <w:r>
-              <w:rPr>
-                <w:b/>
-                <w:bCs/>
-              </w:rPr>
-              <w:t xml:space="preserve">Bigleaf Magnolia</w:t>
-            </w:r>
-          </w:p>
-          <w:p>
-            <w:pPr>
-              <w:pStyle w:val="BodyText"/>
-            </w:pPr>
-            <w:pPr>
-              <w:spacing w:before="16" w:after="16"/>
-            </w:pPr>
-            <w:r>
-              <w:t xml:space="preserve">This tree has the largest simple leaf of any North American tree—one single, undivided leaf! In the fall, its leaves scatter across the ground like pages from a newspaper. You’ll find it common on the Cumberland Plateau, though it’s rare in the Smokies.</w:t>
-            </w:r>
-          </w:p>
-        </w:tc>
-      </w:tr>
-    </w:tbl>
-    <w:bookmarkEnd w:id="26"/>
-    <w:bookmarkStart w:id="28" w:name="nearby"/>
+    <w:bookmarkEnd w:id="23"/>
+    <w:bookmarkStart w:id="25" w:name="nearby"/>
     <w:p>
       <w:pPr>
         <w:pStyle w:val="Heading3"/>
@@ -774,7 +665,7 @@
       <w:r>
         <w:t xml:space="preserve">Hang out at Lilly Pad Hopyard Brewery, only open Saturdays and Sundays, 12-6 p.m. The Lilly Pad Hopyard Brewery (</w:t>
       </w:r>
-      <w:hyperlink r:id="rId27">
+      <w:hyperlink r:id="rId24">
         <w:r>
           <w:rPr>
             <w:rStyle w:val="Hyperlink"/>
@@ -798,8 +689,8 @@
         <w:t xml:space="preserve">Play around the bouldering area. The Trailhead features a nearby shaded area full of boulders. While we’ve often used this spot as a peaceful place to finish kiddo naps, older kids love trying to climb the boulders.</w:t>
       </w:r>
     </w:p>
-    <w:bookmarkEnd w:id="28"/>
-    <w:bookmarkEnd w:id="29"/>
+    <w:bookmarkEnd w:id="25"/>
+    <w:bookmarkEnd w:id="26"/>
     <w:sectPr>
       <w:footnotePr>
         <w:numRestart w:val="eachSect"/>
